--- a/spa/docx/44.content.docx
+++ b/spa/docx/44.content.docx
@@ -11,6 +11,15 @@
         <w:pStyle w:val="Heading2"/>
       </w:pPr>
       <w:r>
+        <w:t>Resource: Notas de Estudio (Tyndale)</w:t>
+      </w:r>
+      <w:r/>
+    </w:p>
+    <w:p>
+      <w:pPr>
+        <w:pStyle w:val="Heading2"/>
+      </w:pPr>
+      <w:r>
         <w:t>License Information</w:t>
       </w:r>
       <w:r/>
@@ -21,7 +30,7 @@
         <w:rPr>
           <w:b/>
         </w:rPr>
-        <w:t>Study Notes (Tyndale)</w:t>
+        <w:t>Notas de Estudio (Tyndale)</w:t>
       </w:r>
       <w:r>
         <w:t xml:space="preserve"> (Spanish) is based on</w:t>
@@ -74,7 +83,7 @@
         <w:pStyle w:val="Heading1"/>
       </w:pPr>
       <w:r>
-        <w:t>Study Notes (Tyndale)</w:t>
+        <w:t>Notas de Estudio (Tyndale)</w:t>
       </w:r>
     </w:p>
     <w:p>
@@ -83,6 +92,51 @@
           <w:headerReference w:type="even" r:id="rId8"/>
           <w:headerReference w:type="default" r:id="rId9"/>
           <w:footerReference w:type="default" r:id="rId10"/>
+          <w:footnotePr>
+            <w:numRestart w:val="eachSect"/>
+          </w:footnotePr>
+          <w:type w:val="continuous"/>
+          <w:pgSz w:w="12240" w:h="15840" w:code="1"/>
+          <w:pgMar w:top="1440" w:right="1440" w:bottom="1440" w:left="1440" w:header="504" w:footer="504" w:gutter="0"/>
+          <w:cols w:space="708"/>
+          <w:titlePg/>
+          <w:docGrid w:linePitch="360"/>
+        </w:sectPr>
+      </w:pPr>
+    </w:p>
+    <w:p>
+      <w:r/>
+    </w:p>
+    <w:p>
+      <w:pPr>
+        <w:pStyle w:val="Heading2"/>
+      </w:pPr>
+      <w:r>
+        <w:t>ACT</w:t>
+      </w:r>
+      <w:r/>
+    </w:p>
+    <w:p>
+      <w:r/>
+      <w:r>
+        <w:rPr>
+          <w:i/>
+        </w:rPr>
+        <w:t>Hechos 1:1–3, Hechos 1:3, Hechos 1:4, Hechos 1:5, Hechos 1:6–11, Hechos 1:8, Hechos 1:10, Hechos 1:11, Hechos 1:12, Hechos 1:13, Hechos 1:13–26, Hechos 1:14, Hechos 1:16–17, Hechos 1:18–19, Hechos 1:20–21, Hechos 1:21–22, Hechos 1:23–26, Hechos 2:1–4, Hechos 2:4, Hechos 2:5–11, Hechos 2:9–11, Hechos 2:10–11, Hechos 2:14–36, Hechos 2:17–21, Hechos 2:23–28, Hechos 2:27, Hechos 2:32–36, Hechos 2:34–35, Hechos 2:37–38, Hechos 2:42, Hechos 2:42–47, Hechos 3:1–11, Hechos 3:6, Hechos 3:10–11, Hechos 3:12–26, Hechos 3:15, Hechos 3:17, Hechos 3:19, Hechos 3:19–21, Hechos 3:22, Hechos 3:23, Hechos 3:25, Hechos 4:1, Hechos 4:1–22, Hechos 4:4, Hechos 4:13, Hechos 4:16–18, Hechos 4:19–20, Hechos 4:23–31, Hechos 4:25–26, Hechos 4:26, Hechos 4:28, Hechos 4:32–35, Hechos 4:36–37, Hechos 5:1–11, Hechos 5:3–4, Hechos 5:11, Hechos 5:12–16, Hechos 5:13, Hechos 5:17–40, Hechos 5:19–20, Hechos 5:29, Hechos 5:30–32, Hechos 5:33–40, Hechos 5:34, Hechos 5:36–37, Hechos 6:1, Hechos 6:2–6, Hechos 6:7, Hechos 6:8–15, Hechos 6:15, Hechos 7:1–53, Hechos 7:8, Hechos 7:14, Hechos 7:16, Hechos 7:37, Hechos 7:39–40, Hechos 7:42–43, Hechos 7:48–50, Hechos 7:51, Hechos 7:55–56, Hechos 7:57, Hechos 7:58, Hechos 7:59–60, Hechos 8:1–4, Hechos 8:7, Hechos 8:9–24, Hechos 8:14–17, Hechos 8:24, Hechos 8:26–40, Hechos 8:27, Hechos 8:29, Hechos 8:32–33, Hechos 8:39–40, Hechos 9:1–19, Hechos 9:2, Hechos 9:10, Hechos 9:15, Hechos 9:16, Hechos 9:17, Hechos 9:20–21, Hechos 9:22–25, Hechos 9:26–28, Hechos 9:29, Hechos 9:30, Hechos 9:31, Hechos 9:32–43, Hechos 9:43, Hechos 10:1–8, Hechos 10:2, Hechos 10:3, Hechos 10:9–16, Hechos 10:14, Hechos 10:17, Hechos 10:25–26, Hechos 10:34–35, Hechos 10:36–43, Hechos 10:43, Hechos 10:44–48, Hechos 10:48, Hechos 11:1–18, Hechos 11:4–17, Hechos 11:18, Hechos 11:19–26, Hechos 11:20, Hechos 11:21–24, Hechos 11:25–26, Hechos 11:26, Hechos 11:27–28, Hechos 11:28, Hechos 11:29–30, Hechos 11:30, Hechos 12:1–5, Hechos 12:4, Hechos 12:5, Hechos 12:6–19, Hechos 12:7–11, Hechos 12:12, Hechos 12:13–17, Hechos 12:18–23, Hechos 12:24–25, Hechos 13:1, Hechos 13:1–3, Hechos 13:3, Hechos 13:4, Hechos 13:5, Hechos 13:6, Hechos 13:6–12, Hechos 13:7–8, Hechos 13:9, Hechos 13:10–11, Hechos 13:12, Hechos 13:13–14, Hechos 13:14, Hechos 13:15, Hechos 13:16–41, Hechos 13:17–22, Hechos 13:22, Hechos 13:23–25, Hechos 13:26–37, Hechos 13:31, Hechos 13:38–41, Hechos 13:39, Hechos 13:40–41, Hechos 13:42–43, Hechos 13:43, Hechos 13:44–49, Hechos 13:50–51, Hechos 13:52, Hechos 14:1, Hechos 14:2, Hechos 14:3, Hechos 14:4, Hechos 14:6, Hechos 14:8–20, Hechos 14:9, Hechos 14:11–13, Hechos 14:13–18, Hechos 14:19–20, Hechos 14:20, Hechos 14:22–23, Hechos 14:26–28, Hechos 15:1, Hechos 15:2–3, Hechos 15:4–21, Hechos 15:5, Hechos 15:7–11, Hechos 15:13–19, Hechos 15:14, Hechos 15:15–19, Hechos 15:20, Hechos 15:22–29, Hechos 15:29, Hechos 15:30–31, Hechos 15:36–41, Hechos 15:40–41, Hechos 16:1–3, Hechos 16:3, Hechos 16:4–5, Hechos 16:6–10, Hechos 16:8, Hechos 16:9–10, Hechos 16:10, Hechos 16:11, Hechos 16:12, Hechos 16:13, Hechos 16:13–36, Hechos 16:14–15, Hechos 16:16–18, Hechos 16:19–21, Hechos 16:22–24, Hechos 16:25, Hechos 16:26, Hechos 16:27, Hechos 16:27–36, Hechos 16:29–30, Hechos 16:31–34, Hechos 16:37–39, Hechos 16:40, Hechos 17:1–3, Hechos 17:1–9, Hechos 17:4, Hechos 17:5–7, Hechos 17:8–9, Hechos 17:10–12, Hechos 17:13–15, Hechos 17:16–17, Hechos 17:16–34, Hechos 17:18, Hechos 17:22–31, Hechos 17:30, Hechos 17:32, Hechos 17:34, Hechos 18:1, Hechos 18:1–17, Hechos 18:2–3, Hechos 18:4–6, Hechos 18:7, Hechos 18:9–10, Hechos 18:12–13, Hechos 18:14–17, Hechos 18:17, Hechos 18:18, Hechos 18:19–23, Hechos 18:21, Hechos 18:23, Hechos 18:23–19:41, Hechos 18:24–26, Hechos 19:1–7, Hechos 19:6, Hechos 19:10, Hechos 19:11–12, Hechos 19:13–16, Hechos 19:17–19, Hechos 19:20, Hechos 19:21–22, Hechos 19:23, Hechos 19:23–41, Hechos 19:24, Hechos 19:24–34, Hechos 19:27, Hechos 19:29, Hechos 19:31, Hechos 19:35, Hechos 19:35–41, Hechos 20:1–2, Hechos 20:2–3, Hechos 20:4, Hechos 20:5–15, Hechos 20:7–12, Hechos 20:13–15, Hechos 20:16, Hechos 20:17, Hechos 20:18–38, Hechos 20:23, Hechos 20:26, Hechos 20:28, Hechos 20:29–30, Hechos 20:35, Hechos 20:38, Hechos 21:1, Hechos 21:1–18, Hechos 21:2–3, Hechos 21:4–6, Hechos 21:7, Hechos 21:8, Hechos 21:9, Hechos 21:10, Hechos 21:11–14, Hechos 21:18–19, Hechos 21:20–25, Hechos 21:26–36, Hechos 21:28–29, Hechos 21:30, Hechos 21:31, Hechos 21:34, Hechos 21:37–40, Hechos 22:1–21, Hechos 22:3, Hechos 22:12–16, Hechos 22:14, Hechos 22:16, Hechos 22:17–22, Hechos 22:23, Hechos 22:25–29, Hechos 22:28, Hechos 23:1, Hechos 23:2, Hechos 23:3, Hechos 23:5, Hechos 23:6, Hechos 23:7–10, Hechos 23:11, Hechos 23:12–15, Hechos 23:16–22, Hechos 23:23–35, Hechos 23:24, Hechos 23:26–30, Hechos 23:31, Hechos 23:35, Hechos 24:1–4, Hechos 24:1–27, Hechos 24:5, Hechos 24:6, Hechos 24:10–21, Hechos 24:14, Hechos 24:15, Hechos 24:16, Hechos 24:17, Hechos 24:22, Hechos 24:23, Hechos 24:24, Hechos 24:25, Hechos 24:26–27, Hechos 24:27–25:5, Hechos 25:7, Hechos 25:9, Hechos 25:10–11, Hechos 25:12, Hechos 25:13–22, Hechos 25:16, Hechos 25:17, Hechos 25:18–20, Hechos 25:23–27, Hechos 26:1–23, Hechos 26:12–18, Hechos 26:17–18, Hechos 26:22–23, Hechos 26:24, Hechos 26:26, Hechos 26:27–28, Hechos 26:28, Hechos 26:29, Hechos 26:31, Hechos 26:32, Hechos 27:1, Hechos 27:1–28.16, Hechos 27:2, Hechos 27:3, Hechos 27:4–6, Hechos 27:7, Hechos 27:8, Hechos 27:9, Hechos 27:10–11, Hechos 27:12, Hechos 27:14–16, Hechos 27:17, Hechos 27:18–20, Hechos 27:21–26, Hechos 27:27, Hechos 27:30–32, Hechos 27:33–35, Hechos 27:36–37, Hechos 27:39–41, Hechos 27:42–44, Hechos 28:1, Hechos 28:3–6, Hechos 28:8–9, Hechos 28:10, Hechos 28:11, Hechos 28:11–16, Hechos 28:12, Hechos 28:13–14, Hechos 28:15, Hechos 28:16, Hechos 28:17–20, Hechos 28:21–22, Hechos 28:23, Hechos 28:24, Hechos 28:25–28, Hechos 28:28, Hechos 28:31</w:t>
+      </w:r>
+      <w:r/>
+    </w:p>
+    <w:p>
+      <w:r/>
+      <w:r>
+        <w:t xml:space="preserve"> </w:t>
+      </w:r>
+      <w:r/>
+      <w:r/>
+    </w:p>
+    <w:p>
+      <w:pPr>
+        <w:sectPr>
           <w:footnotePr>
             <w:numRestart w:val="eachSect"/>
           </w:footnotePr>

--- a/spa/docx/44.content.docx
+++ b/spa/docx/44.content.docx
@@ -163,13 +163,6 @@
         <w:rPr>
           <w:lang w:val="es_ES" w:bidi="es_ES"/>
         </w:rPr>
-      </w:r>
-      <w:r>
-        <w:rPr>
-          <w:i/>
-          <w:lang w:val="es_ES" w:bidi="es_ES"/>
-        </w:rPr>
-        <w:t>Hechos 1:1–3, Hechos 1:3, Hechos 1:4, Hechos 1:5, Hechos 1:6–11, Hechos 1:8, Hechos 1:10, Hechos 1:11, Hechos 1:12, Hechos 1:13, Hechos 1:13–26, Hechos 1:14, Hechos 1:16–17, Hechos 1:18–19, Hechos 1:20–21, Hechos 1:21–22, Hechos 1:23–26, Hechos 2:1–4, Hechos 2:4, Hechos 2:5–11, Hechos 2:9–11, Hechos 2:10–11, Hechos 2:14–36, Hechos 2:17–21, Hechos 2:23–28, Hechos 2:27, Hechos 2:32–36, Hechos 2:34–35, Hechos 2:37–38, Hechos 2:42, Hechos 2:42–47, Hechos 3:1–11, Hechos 3:6, Hechos 3:10–11, Hechos 3:12–26, Hechos 3:15, Hechos 3:17, Hechos 3:19, Hechos 3:19–21, Hechos 3:22, Hechos 3:23, Hechos 3:25, Hechos 4:1, Hechos 4:1–22, Hechos 4:4, Hechos 4:13, Hechos 4:16–18, Hechos 4:19–20, Hechos 4:23–31, Hechos 4:25–26, Hechos 4:26, Hechos 4:28, Hechos 4:32–35, Hechos 4:36–37, Hechos 5:1–11, Hechos 5:3–4, Hechos 5:11, Hechos 5:12–16, Hechos 5:13, Hechos 5:17–40, Hechos 5:19–20, Hechos 5:29, Hechos 5:30–32, Hechos 5:33–40, Hechos 5:34, Hechos 5:36–37, Hechos 6:1, Hechos 6:2–6, Hechos 6:7, Hechos 6:8–15, Hechos 6:15, Hechos 7:1–53, Hechos 7:8, Hechos 7:14, Hechos 7:16, Hechos 7:37, Hechos 7:39–40, Hechos 7:42–43, Hechos 7:48–50, Hechos 7:51, Hechos 7:55–56, Hechos 7:57, Hechos 7:58, Hechos 7:59–60, Hechos 8:1–4, Hechos 8:7, Hechos 8:9–24, Hechos 8:14–17, Hechos 8:24, Hechos 8:26–40, Hechos 8:27, Hechos 8:29, Hechos 8:32–33, Hechos 8:39–40, Hechos 9:1–19, Hechos 9:2, Hechos 9:10, Hechos 9:15, Hechos 9:16, Hechos 9:17, Hechos 9:20–21, Hechos 9:22–25, Hechos 9:26–28, Hechos 9:29, Hechos 9:30, Hechos 9:31, Hechos 9:32–43, Hechos 9:43, Hechos 10:1–8, Hechos 10:2, Hechos 10:3, Hechos 10:9–16, Hechos 10:14, Hechos 10:17, Hechos 10:25–26, Hechos 10:34–35, Hechos 10:36–43, Hechos 10:43, Hechos 10:44–48, Hechos 10:48, Hechos 11:1–18, Hechos 11:4–17, Hechos 11:18, Hechos 11:19–26, Hechos 11:20, Hechos 11:21–24, Hechos 11:25–26, Hechos 11:26, Hechos 11:27–28, Hechos 11:28, Hechos 11:29–30, Hechos 11:30, Hechos 12:1–5, Hechos 12:4, Hechos 12:5, Hechos 12:6–19, Hechos 12:7–11, Hechos 12:12, Hechos 12:13–17, Hechos 12:18–23, Hechos 12:24–25, Hechos 13:1, Hechos 13:1–3, Hechos 13:3, Hechos 13:4, Hechos 13:5, Hechos 13:6, Hechos 13:6–12, Hechos 13:7–8, Hechos 13:9, Hechos 13:10–11, Hechos 13:12, Hechos 13:13–14, Hechos 13:14, Hechos 13:15, Hechos 13:16–41, Hechos 13:17–22, Hechos 13:22, Hechos 13:23–25, Hechos 13:26–37, Hechos 13:31, Hechos 13:38–41, Hechos 13:39, Hechos 13:40–41, Hechos 13:42–43, Hechos 13:43, Hechos 13:44–49, Hechos 13:50–51, Hechos 13:52, Hechos 14:1, Hechos 14:2, Hechos 14:3, Hechos 14:4, Hechos 14:6, Hechos 14:8–20, Hechos 14:9, Hechos 14:11–13, Hechos 14:13–18, Hechos 14:19–20, Hechos 14:20, Hechos 14:22–23, Hechos 14:26–28, Hechos 15:1, Hechos 15:2–3, Hechos 15:4–21, Hechos 15:5, Hechos 15:7–11, Hechos 15:13–19, Hechos 15:14, Hechos 15:15–19, Hechos 15:20, Hechos 15:22–29, Hechos 15:29, Hechos 15:30–31, Hechos 15:36–41, Hechos 15:40–41, Hechos 16:1–3, Hechos 16:3, Hechos 16:4–5, Hechos 16:6–10, Hechos 16:8, Hechos 16:9–10, Hechos 16:10, Hechos 16:11, Hechos 16:12, Hechos 16:13, Hechos 16:13–36, Hechos 16:14–15, Hechos 16:16–18, Hechos 16:19–21, Hechos 16:22–24, Hechos 16:25, Hechos 16:26, Hechos 16:27, Hechos 16:27–36, Hechos 16:29–30, Hechos 16:31–34, Hechos 16:37–39, Hechos 16:40, Hechos 17:1–3, Hechos 17:1–9, Hechos 17:4, Hechos 17:5–7, Hechos 17:8–9, Hechos 17:10–12, Hechos 17:13–15, Hechos 17:16–17, Hechos 17:16–34, Hechos 17:18, Hechos 17:22–31, Hechos 17:30, Hechos 17:32, Hechos 17:34, Hechos 18:1, Hechos 18:1–17, Hechos 18:2–3, Hechos 18:4–6, Hechos 18:7, Hechos 18:9–10, Hechos 18:12–13, Hechos 18:14–17, Hechos 18:17, Hechos 18:18, Hechos 18:19–23, Hechos 18:21, Hechos 18:23, Hechos 18:23–19:41, Hechos 18:24–26, Hechos 19:1–7, Hechos 19:6, Hechos 19:10, Hechos 19:11–12, Hechos 19:13–16, Hechos 19:17–19, Hechos 19:20, Hechos 19:21–22, Hechos 19:23, Hechos 19:23–41, Hechos 19:24, Hechos 19:24–34, Hechos 19:27, Hechos 19:29, Hechos 19:31, Hechos 19:35, Hechos 19:35–41, Hechos 20:1–2, Hechos 20:2–3, Hechos 20:4, Hechos 20:5–15, Hechos 20:7–12, Hechos 20:13–15, Hechos 20:16, Hechos 20:17, Hechos 20:18–38, Hechos 20:23, Hechos 20:26, Hechos 20:28, Hechos 20:29–30, Hechos 20:35, Hechos 20:38, Hechos 21:1, Hechos 21:1–18, Hechos 21:2–3, Hechos 21:4–6, Hechos 21:7, Hechos 21:8, Hechos 21:9, Hechos 21:10, Hechos 21:11–14, Hechos 21:18–19, Hechos 21:20–25, Hechos 21:26–36, Hechos 21:28–29, Hechos 21:30, Hechos 21:31, Hechos 21:34, Hechos 21:37–40, Hechos 22:1–21, Hechos 22:3, Hechos 22:12–16, Hechos 22:14, Hechos 22:16, Hechos 22:17–22, Hechos 22:23, Hechos 22:25–29, Hechos 22:28, Hechos 23:1, Hechos 23:2, Hechos 23:3, Hechos 23:5, Hechos 23:6, Hechos 23:7–10, Hechos 23:11, Hechos 23:12–15, Hechos 23:16–22, Hechos 23:23–35, Hechos 23:24, Hechos 23:26–30, Hechos 23:31, Hechos 23:35, Hechos 24:1–4, Hechos 24:1–27, Hechos 24:5, Hechos 24:6, Hechos 24:10–21, Hechos 24:14, Hechos 24:15, Hechos 24:16, Hechos 24:17, Hechos 24:22, Hechos 24:23, Hechos 24:24, Hechos 24:25, Hechos 24:26–27, Hechos 24:27–25:5, Hechos 25:7, Hechos 25:9, Hechos 25:10–11, Hechos 25:12, Hechos 25:13–22, Hechos 25:16, Hechos 25:17, Hechos 25:18–20, Hechos 25:23–27, Hechos 26:1–23, Hechos 26:12–18, Hechos 26:17–18, Hechos 26:22–23, Hechos 26:24, Hechos 26:26, Hechos 26:27–28, Hechos 26:28, Hechos 26:29, Hechos 26:31, Hechos 26:32, Hechos 27:1, Hechos 27:1–28.16, Hechos 27:2, Hechos 27:3, Hechos 27:4–6, Hechos 27:7, Hechos 27:8, Hechos 27:9, Hechos 27:10–11, Hechos 27:12, Hechos 27:14–16, Hechos 27:17, Hechos 27:18–20, Hechos 27:21–26, Hechos 27:27, Hechos 27:30–32, Hechos 27:33–35, Hechos 27:36–37, Hechos 27:39–41, Hechos 27:42–44, Hechos 28:1, Hechos 28:3–6, Hechos 28:8–9, Hechos 28:10, Hechos 28:11, Hechos 28:11–16, Hechos 28:12, Hechos 28:13–14, Hechos 28:15, Hechos 28:16, Hechos 28:17–20, Hechos 28:21–22, Hechos 28:23, Hechos 28:24, Hechos 28:25–28, Hechos 28:28, Hechos 28:31</w:t>
       </w:r>
       <w:r>
         <w:rPr>

--- a/spa/docx/44.content.docx
+++ b/spa/docx/44.content.docx
@@ -19,7 +19,7 @@
         <w:rPr>
           <w:lang w:val="es_ES" w:bidi="es_ES"/>
         </w:rPr>
-        <w:t>Resource: Notas de Estudio (Tyndale)</w:t>
+        <w:t>Resource: Tyndale Open Study Notes</w:t>
       </w:r>
       <w:r>
         <w:rPr>
@@ -112,7 +112,7 @@
         <w:rPr>
           <w:lang w:val="es_ES" w:bidi="es_ES"/>
         </w:rPr>
-        <w:t>Notas de Estudio (Tyndale)</w:t>
+        <w:t>Tyndale Open Study Notes</w:t>
       </w:r>
     </w:p>
     <w:p>

--- a/spa/docx/44.content.docx
+++ b/spa/docx/44.content.docx
@@ -19,7 +19,7 @@
         <w:rPr>
           <w:lang w:val="es_ES" w:bidi="es_ES"/>
         </w:rPr>
-        <w:t>Resource: Tyndale Open Study Notes</w:t>
+        <w:t>Resource: Aquifer Open Study Notes</w:t>
       </w:r>
       <w:r>
         <w:rPr>
@@ -112,7 +112,7 @@
         <w:rPr>
           <w:lang w:val="es_ES" w:bidi="es_ES"/>
         </w:rPr>
-        <w:t>Tyndale Open Study Notes</w:t>
+        <w:t>Aquifer Open Study Notes</w:t>
       </w:r>
     </w:p>
     <w:p>

--- a/spa/docx/44.content.docx
+++ b/spa/docx/44.content.docx
@@ -23455,7 +23455,7 @@
         <w:rPr>
           <w:lang w:val="es_ES" w:bidi="es_ES"/>
         </w:rPr>
-        <w:t xml:space="preserve">Comer alimentos ofrecidos a ídolos es pecaminoso si implica participar conscientemente en un sacrificio idolátrico (ver </w:t>
+        <w:t xml:space="preserve">Comer alimentos ofrecidos a los ídolos es pecaminoso cuando implica una participación activa en la adoración de ídolos (ver </w:t>
       </w:r>
       <w:hyperlink r:id="rId647">
         <w:r>
@@ -23557,6 +23557,42 @@
             <w:u w:val="single"/>
           </w:rPr>
           <w:t>20</w:t>
+        </w:r>
+      </w:hyperlink>
+      <w:r>
+        <w:rPr>
+          <w:lang w:val="es_ES" w:bidi="es_ES"/>
+        </w:rPr>
+        <w:t>). Sin embargo, Pablo enseña que comer esos alimentos no siempre es incorrecto en sí mismo. La preocupación es si al comerla se lleva a pecar a un hermano en la fe que tiene una conciencia débil (</w:t>
+      </w:r>
+      <w:hyperlink r:id="rId649">
+        <w:r>
+          <w:rPr>
+            <w:lang w:val="es_ES" w:bidi="es_ES"/>
+          </w:rPr>
+          <w:rPr>
+            <w:color w:val="0000EE"/>
+            <w:u w:val="single"/>
+          </w:rPr>
+          <w:t>1 Cor 8:4–13</w:t>
+        </w:r>
+      </w:hyperlink>
+      <w:r>
+        <w:rPr>
+          <w:lang w:val="es_ES" w:bidi="es_ES"/>
+        </w:rPr>
+        <w:t>). Pablo también advierte en contra de comer en un templo pagano, ya que eso equivale a participar en la adoración de ídolos. Pero permite comer alimentos comprados en el mercado o servidos en una comida sin preguntar por su origen (</w:t>
+      </w:r>
+      <w:hyperlink r:id="rId650">
+        <w:r>
+          <w:rPr>
+            <w:lang w:val="es_ES" w:bidi="es_ES"/>
+          </w:rPr>
+          <w:rPr>
+            <w:color w:val="0000EE"/>
+            <w:u w:val="single"/>
+          </w:rPr>
+          <w:t>10:14–30</w:t>
         </w:r>
       </w:hyperlink>
       <w:r>
